--- a/public/PL054-OP-V3-Telehandler Inspection Checklist 1.docx
+++ b/public/PL054-OP-V3-Telehandler Inspection Checklist 1.docx
@@ -6421,388 +6421,6 @@
                 <w:sz w:val="18"/>
                 <w:szCs w:val="18"/>
               </w:rPr>
-              <w:t>Understands Good Order</w:t>
-            </w:r>
-          </w:p>
-        </w:tc>
-        <w:tc>
-          <w:tcPr>
-            <w:tcW w:w="2772" w:type="dxa"/>
-            <w:vAlign w:val="center"/>
-          </w:tcPr>
-          <w:p>
-            <w:pPr>
-              <w:rPr>
-                <w:rFonts w:asciiTheme="minorHAnsi" w:hAnsiTheme="minorHAnsi" w:cstheme="minorHAnsi"/>
-                <w:i/>
-                <w:sz w:val="18"/>
-                <w:szCs w:val="18"/>
-              </w:rPr>
-            </w:pPr>
-            <w:r>
-              <w:rPr>
-                <w:rFonts w:asciiTheme="minorHAnsi" w:hAnsiTheme="minorHAnsi" w:cstheme="minorHAnsi"/>
-                <w:i/>
-                <w:sz w:val="18"/>
-                <w:szCs w:val="18"/>
-              </w:rPr>
-              <w:t>Are you familiar with the requirements of the Good Order campaign</w:t>
-            </w:r>
-          </w:p>
-        </w:tc>
-        <w:tc>
-          <w:tcPr>
-            <w:tcW w:w="627" w:type="dxa"/>
-          </w:tcPr>
-          <w:p>
-            <w:pPr>
-              <w:autoSpaceDE w:val="0"/>
-              <w:autoSpaceDN w:val="0"/>
-              <w:adjustRightInd w:val="0"/>
-              <w:rPr>
-                <w:rFonts w:asciiTheme="minorHAnsi" w:hAnsiTheme="minorHAnsi" w:cstheme="minorHAnsi"/>
-                <w:b/>
-                <w:bCs/>
-                <w:sz w:val="20"/>
-                <w:szCs w:val="20"/>
-              </w:rPr>
-            </w:pPr>
-          </w:p>
-        </w:tc>
-        <w:tc>
-          <w:tcPr>
-            <w:tcW w:w="707" w:type="dxa"/>
-            <w:gridSpan w:val="2"/>
-          </w:tcPr>
-          <w:p>
-            <w:pPr>
-              <w:autoSpaceDE w:val="0"/>
-              <w:autoSpaceDN w:val="0"/>
-              <w:adjustRightInd w:val="0"/>
-              <w:rPr>
-                <w:rFonts w:asciiTheme="minorHAnsi" w:hAnsiTheme="minorHAnsi" w:cstheme="minorHAnsi"/>
-                <w:b/>
-                <w:bCs/>
-                <w:sz w:val="20"/>
-                <w:szCs w:val="20"/>
-              </w:rPr>
-            </w:pPr>
-          </w:p>
-        </w:tc>
-        <w:tc>
-          <w:tcPr>
-            <w:tcW w:w="720" w:type="dxa"/>
-          </w:tcPr>
-          <w:p>
-            <w:pPr>
-              <w:autoSpaceDE w:val="0"/>
-              <w:autoSpaceDN w:val="0"/>
-              <w:adjustRightInd w:val="0"/>
-              <w:rPr>
-                <w:rFonts w:asciiTheme="minorHAnsi" w:hAnsiTheme="minorHAnsi" w:cstheme="minorHAnsi"/>
-                <w:b/>
-                <w:bCs/>
-                <w:sz w:val="20"/>
-                <w:szCs w:val="20"/>
-              </w:rPr>
-            </w:pPr>
-          </w:p>
-        </w:tc>
-        <w:tc>
-          <w:tcPr>
-            <w:tcW w:w="720" w:type="dxa"/>
-          </w:tcPr>
-          <w:p>
-            <w:pPr>
-              <w:autoSpaceDE w:val="0"/>
-              <w:autoSpaceDN w:val="0"/>
-              <w:adjustRightInd w:val="0"/>
-              <w:rPr>
-                <w:rFonts w:asciiTheme="minorHAnsi" w:hAnsiTheme="minorHAnsi" w:cstheme="minorHAnsi"/>
-                <w:b/>
-                <w:bCs/>
-                <w:sz w:val="20"/>
-                <w:szCs w:val="20"/>
-              </w:rPr>
-            </w:pPr>
-          </w:p>
-        </w:tc>
-        <w:tc>
-          <w:tcPr>
-            <w:tcW w:w="540" w:type="dxa"/>
-          </w:tcPr>
-          <w:p>
-            <w:pPr>
-              <w:autoSpaceDE w:val="0"/>
-              <w:autoSpaceDN w:val="0"/>
-              <w:adjustRightInd w:val="0"/>
-              <w:rPr>
-                <w:rFonts w:asciiTheme="minorHAnsi" w:hAnsiTheme="minorHAnsi" w:cstheme="minorHAnsi"/>
-                <w:b/>
-                <w:bCs/>
-                <w:sz w:val="20"/>
-                <w:szCs w:val="20"/>
-              </w:rPr>
-            </w:pPr>
-          </w:p>
-        </w:tc>
-        <w:tc>
-          <w:tcPr>
-            <w:tcW w:w="720" w:type="dxa"/>
-          </w:tcPr>
-          <w:p>
-            <w:pPr>
-              <w:autoSpaceDE w:val="0"/>
-              <w:autoSpaceDN w:val="0"/>
-              <w:adjustRightInd w:val="0"/>
-              <w:rPr>
-                <w:rFonts w:asciiTheme="minorHAnsi" w:hAnsiTheme="minorHAnsi" w:cstheme="minorHAnsi"/>
-                <w:b/>
-                <w:bCs/>
-                <w:sz w:val="20"/>
-                <w:szCs w:val="20"/>
-              </w:rPr>
-            </w:pPr>
-          </w:p>
-        </w:tc>
-        <w:tc>
-          <w:tcPr>
-            <w:tcW w:w="1840" w:type="dxa"/>
-          </w:tcPr>
-          <w:p>
-            <w:pPr>
-              <w:autoSpaceDE w:val="0"/>
-              <w:autoSpaceDN w:val="0"/>
-              <w:adjustRightInd w:val="0"/>
-              <w:rPr>
-                <w:rFonts w:asciiTheme="minorHAnsi" w:hAnsiTheme="minorHAnsi" w:cstheme="minorHAnsi"/>
-                <w:b/>
-                <w:bCs/>
-                <w:sz w:val="20"/>
-                <w:szCs w:val="20"/>
-              </w:rPr>
-            </w:pPr>
-          </w:p>
-        </w:tc>
-      </w:tr>
-      <w:tr>
-        <w:trPr>
-          <w:trHeight w:val="391"/>
-        </w:trPr>
-        <w:tc>
-          <w:tcPr>
-            <w:tcW w:w="2411" w:type="dxa"/>
-            <w:gridSpan w:val="2"/>
-            <w:vAlign w:val="center"/>
-          </w:tcPr>
-          <w:p>
-            <w:pPr>
-              <w:autoSpaceDE w:val="0"/>
-              <w:autoSpaceDN w:val="0"/>
-              <w:adjustRightInd w:val="0"/>
-              <w:rPr>
-                <w:rFonts w:asciiTheme="minorHAnsi" w:hAnsiTheme="minorHAnsi" w:cstheme="minorHAnsi"/>
-                <w:sz w:val="18"/>
-                <w:szCs w:val="18"/>
-              </w:rPr>
-            </w:pPr>
-            <w:r>
-              <w:rPr>
-                <w:rFonts w:asciiTheme="minorHAnsi" w:hAnsiTheme="minorHAnsi" w:cstheme="minorHAnsi"/>
-                <w:sz w:val="18"/>
-                <w:szCs w:val="18"/>
-              </w:rPr>
-              <w:t>Understands Good Work</w:t>
-            </w:r>
-          </w:p>
-        </w:tc>
-        <w:tc>
-          <w:tcPr>
-            <w:tcW w:w="2772" w:type="dxa"/>
-            <w:vAlign w:val="center"/>
-          </w:tcPr>
-          <w:p>
-            <w:pPr>
-              <w:rPr>
-                <w:rFonts w:asciiTheme="minorHAnsi" w:hAnsiTheme="minorHAnsi" w:cstheme="minorHAnsi"/>
-                <w:i/>
-                <w:sz w:val="18"/>
-                <w:szCs w:val="18"/>
-              </w:rPr>
-            </w:pPr>
-            <w:r>
-              <w:rPr>
-                <w:rFonts w:asciiTheme="minorHAnsi" w:hAnsiTheme="minorHAnsi" w:cstheme="minorHAnsi"/>
-                <w:i/>
-                <w:sz w:val="18"/>
-                <w:szCs w:val="18"/>
-              </w:rPr>
-              <w:t>Are you familiar with the requirements of the Good Work campaign</w:t>
-            </w:r>
-          </w:p>
-        </w:tc>
-        <w:tc>
-          <w:tcPr>
-            <w:tcW w:w="627" w:type="dxa"/>
-          </w:tcPr>
-          <w:p>
-            <w:pPr>
-              <w:autoSpaceDE w:val="0"/>
-              <w:autoSpaceDN w:val="0"/>
-              <w:adjustRightInd w:val="0"/>
-              <w:rPr>
-                <w:rFonts w:asciiTheme="minorHAnsi" w:hAnsiTheme="minorHAnsi" w:cstheme="minorHAnsi"/>
-                <w:b/>
-                <w:bCs/>
-                <w:sz w:val="20"/>
-                <w:szCs w:val="20"/>
-              </w:rPr>
-            </w:pPr>
-          </w:p>
-        </w:tc>
-        <w:tc>
-          <w:tcPr>
-            <w:tcW w:w="707" w:type="dxa"/>
-            <w:gridSpan w:val="2"/>
-          </w:tcPr>
-          <w:p>
-            <w:pPr>
-              <w:autoSpaceDE w:val="0"/>
-              <w:autoSpaceDN w:val="0"/>
-              <w:adjustRightInd w:val="0"/>
-              <w:rPr>
-                <w:rFonts w:asciiTheme="minorHAnsi" w:hAnsiTheme="minorHAnsi" w:cstheme="minorHAnsi"/>
-                <w:b/>
-                <w:bCs/>
-                <w:sz w:val="20"/>
-                <w:szCs w:val="20"/>
-              </w:rPr>
-            </w:pPr>
-          </w:p>
-        </w:tc>
-        <w:tc>
-          <w:tcPr>
-            <w:tcW w:w="720" w:type="dxa"/>
-          </w:tcPr>
-          <w:p>
-            <w:pPr>
-              <w:autoSpaceDE w:val="0"/>
-              <w:autoSpaceDN w:val="0"/>
-              <w:adjustRightInd w:val="0"/>
-              <w:rPr>
-                <w:rFonts w:asciiTheme="minorHAnsi" w:hAnsiTheme="minorHAnsi" w:cstheme="minorHAnsi"/>
-                <w:b/>
-                <w:bCs/>
-                <w:sz w:val="20"/>
-                <w:szCs w:val="20"/>
-              </w:rPr>
-            </w:pPr>
-          </w:p>
-        </w:tc>
-        <w:tc>
-          <w:tcPr>
-            <w:tcW w:w="720" w:type="dxa"/>
-          </w:tcPr>
-          <w:p>
-            <w:pPr>
-              <w:autoSpaceDE w:val="0"/>
-              <w:autoSpaceDN w:val="0"/>
-              <w:adjustRightInd w:val="0"/>
-              <w:rPr>
-                <w:rFonts w:asciiTheme="minorHAnsi" w:hAnsiTheme="minorHAnsi" w:cstheme="minorHAnsi"/>
-                <w:b/>
-                <w:bCs/>
-                <w:sz w:val="20"/>
-                <w:szCs w:val="20"/>
-              </w:rPr>
-            </w:pPr>
-          </w:p>
-        </w:tc>
-        <w:tc>
-          <w:tcPr>
-            <w:tcW w:w="540" w:type="dxa"/>
-          </w:tcPr>
-          <w:p>
-            <w:pPr>
-              <w:autoSpaceDE w:val="0"/>
-              <w:autoSpaceDN w:val="0"/>
-              <w:adjustRightInd w:val="0"/>
-              <w:rPr>
-                <w:rFonts w:asciiTheme="minorHAnsi" w:hAnsiTheme="minorHAnsi" w:cstheme="minorHAnsi"/>
-                <w:b/>
-                <w:bCs/>
-                <w:sz w:val="20"/>
-                <w:szCs w:val="20"/>
-              </w:rPr>
-            </w:pPr>
-          </w:p>
-        </w:tc>
-        <w:tc>
-          <w:tcPr>
-            <w:tcW w:w="720" w:type="dxa"/>
-          </w:tcPr>
-          <w:p>
-            <w:pPr>
-              <w:autoSpaceDE w:val="0"/>
-              <w:autoSpaceDN w:val="0"/>
-              <w:adjustRightInd w:val="0"/>
-              <w:rPr>
-                <w:rFonts w:asciiTheme="minorHAnsi" w:hAnsiTheme="minorHAnsi" w:cstheme="minorHAnsi"/>
-                <w:b/>
-                <w:bCs/>
-                <w:sz w:val="20"/>
-                <w:szCs w:val="20"/>
-              </w:rPr>
-            </w:pPr>
-          </w:p>
-        </w:tc>
-        <w:tc>
-          <w:tcPr>
-            <w:tcW w:w="1840" w:type="dxa"/>
-          </w:tcPr>
-          <w:p>
-            <w:pPr>
-              <w:autoSpaceDE w:val="0"/>
-              <w:autoSpaceDN w:val="0"/>
-              <w:adjustRightInd w:val="0"/>
-              <w:rPr>
-                <w:rFonts w:asciiTheme="minorHAnsi" w:hAnsiTheme="minorHAnsi" w:cstheme="minorHAnsi"/>
-                <w:b/>
-                <w:bCs/>
-                <w:sz w:val="20"/>
-                <w:szCs w:val="20"/>
-              </w:rPr>
-            </w:pPr>
-          </w:p>
-        </w:tc>
-      </w:tr>
-      <w:tr>
-        <w:trPr>
-          <w:trHeight w:val="391"/>
-        </w:trPr>
-        <w:tc>
-          <w:tcPr>
-            <w:tcW w:w="2411" w:type="dxa"/>
-            <w:gridSpan w:val="2"/>
-            <w:vAlign w:val="center"/>
-          </w:tcPr>
-          <w:p>
-            <w:pPr>
-              <w:autoSpaceDE w:val="0"/>
-              <w:autoSpaceDN w:val="0"/>
-              <w:adjustRightInd w:val="0"/>
-              <w:rPr>
-                <w:rFonts w:asciiTheme="minorHAnsi" w:hAnsiTheme="minorHAnsi" w:cstheme="minorHAnsi"/>
-                <w:sz w:val="18"/>
-                <w:szCs w:val="18"/>
-              </w:rPr>
-            </w:pPr>
-            <w:r>
-              <w:rPr>
-                <w:rFonts w:asciiTheme="minorHAnsi" w:hAnsiTheme="minorHAnsi" w:cstheme="minorHAnsi"/>
-                <w:sz w:val="18"/>
-                <w:szCs w:val="18"/>
-              </w:rPr>
               <w:t>Training</w:t>
             </w:r>
           </w:p>
@@ -9553,6 +9171,8 @@
     <w:p/>
     <w:p/>
     <w:p/>
+    <w:p/>
+    <w:p/>
     <w:tbl>
       <w:tblPr>
         <w:tblW w:w="11057" w:type="dxa"/>
@@ -9592,6 +9212,7 @@
                 <w:rFonts w:asciiTheme="minorHAnsi" w:hAnsiTheme="minorHAnsi" w:cstheme="minorHAnsi"/>
                 <w:b/>
               </w:rPr>
+              <w:lastRenderedPageBreak/>
               <w:t>Additional comments</w:t>
             </w:r>
           </w:p>
@@ -9599,7 +9220,7 @@
       </w:tr>
       <w:tr>
         <w:trPr>
-          <w:trHeight w:val="3968"/>
+          <w:trHeight w:val="1710"/>
         </w:trPr>
         <w:tc>
           <w:tcPr>
@@ -9721,7 +9342,7 @@
       </w:tblGrid>
       <w:tr>
         <w:trPr>
-          <w:trHeight w:val="1965"/>
+          <w:trHeight w:val="4371"/>
         </w:trPr>
         <w:tc>
           <w:tcPr>
@@ -9811,59 +9432,6 @@
                 </mc:Fallback>
               </mc:AlternateContent>
             </w:r>
-            <w:r>
-              <w:rPr>
-                <w:noProof/>
-              </w:rPr>
-              <w:drawing>
-                <wp:inline distT="0" distB="0" distL="0" distR="0" wp14:anchorId="316305E6" wp14:editId="192FCA5C">
-                  <wp:extent cx="4095750" cy="1095375"/>
-                  <wp:effectExtent l="0" t="0" r="0" b="9525"/>
-                  <wp:docPr id="1" name="Picture 1"/>
-                  <wp:cNvGraphicFramePr>
-                    <a:graphicFrameLocks xmlns:a="http://schemas.openxmlformats.org/drawingml/2006/main" noChangeAspect="1"/>
-                  </wp:cNvGraphicFramePr>
-                  <a:graphic xmlns:a="http://schemas.openxmlformats.org/drawingml/2006/main">
-                    <a:graphicData uri="http://schemas.openxmlformats.org/drawingml/2006/picture">
-                      <pic:pic xmlns:pic="http://schemas.openxmlformats.org/drawingml/2006/picture">
-                        <pic:nvPicPr>
-                          <pic:cNvPr id="0" name="Picture 1"/>
-                          <pic:cNvPicPr>
-                            <a:picLocks noChangeAspect="1" noChangeArrowheads="1"/>
-                          </pic:cNvPicPr>
-                        </pic:nvPicPr>
-                        <pic:blipFill>
-                          <a:blip r:embed="rId10">
-                            <a:extLst>
-                              <a:ext uri="{28A0092B-C50C-407E-A947-70E740481C1C}">
-                                <a14:useLocalDpi xmlns:a14="http://schemas.microsoft.com/office/drawing/2010/main" val="0"/>
-                              </a:ext>
-                            </a:extLst>
-                          </a:blip>
-                          <a:srcRect l="20401" t="52670" r="23734" b="20631"/>
-                          <a:stretch>
-                            <a:fillRect/>
-                          </a:stretch>
-                        </pic:blipFill>
-                        <pic:spPr bwMode="auto">
-                          <a:xfrm>
-                            <a:off x="0" y="0"/>
-                            <a:ext cx="4095750" cy="1095375"/>
-                          </a:xfrm>
-                          <a:prstGeom prst="rect">
-                            <a:avLst/>
-                          </a:prstGeom>
-                          <a:noFill/>
-                          <a:ln>
-                            <a:noFill/>
-                          </a:ln>
-                        </pic:spPr>
-                      </pic:pic>
-                    </a:graphicData>
-                  </a:graphic>
-                </wp:inline>
-              </w:drawing>
-            </w:r>
           </w:p>
         </w:tc>
       </w:tr>
@@ -10167,12 +9735,12 @@
       </w:pPr>
     </w:p>
     <w:sectPr>
-      <w:headerReference w:type="even" r:id="rId11"/>
-      <w:headerReference w:type="default" r:id="rId12"/>
-      <w:footerReference w:type="even" r:id="rId13"/>
-      <w:footerReference w:type="default" r:id="rId14"/>
-      <w:headerReference w:type="first" r:id="rId15"/>
-      <w:footerReference w:type="first" r:id="rId16"/>
+      <w:headerReference w:type="even" r:id="rId10"/>
+      <w:headerReference w:type="default" r:id="rId11"/>
+      <w:footerReference w:type="even" r:id="rId12"/>
+      <w:footerReference w:type="default" r:id="rId13"/>
+      <w:headerReference w:type="first" r:id="rId14"/>
+      <w:footerReference w:type="first" r:id="rId15"/>
       <w:pgSz w:w="11906" w:h="16838"/>
       <w:pgMar w:top="720" w:right="720" w:bottom="720" w:left="720" w:header="708" w:footer="0" w:gutter="0"/>
       <w:cols w:space="708"/>
@@ -11399,10 +10967,6 @@
 </file>
 
 <file path=customXml/item1.xml><?xml version="1.0" encoding="utf-8"?>
-<b:Sources xmlns:b="http://schemas.openxmlformats.org/officeDocument/2006/bibliography" xmlns="http://schemas.openxmlformats.org/officeDocument/2006/bibliography" SelectedStyle="\APASixthEditionOfficeOnline.xsl" StyleName="APA" Version="6"/>
-</file>
-
-<file path=customXml/item2.xml><?xml version="1.0" encoding="utf-8"?>
 <ct:contentTypeSchema xmlns:ct="http://schemas.microsoft.com/office/2006/metadata/contentType" xmlns:ma="http://schemas.microsoft.com/office/2006/metadata/properties/metaAttributes" ct:_="" ma:_="" ma:contentTypeName="Document" ma:contentTypeID="0x010100258CD3775DA9F44F94AB48D6136A1322" ma:contentTypeVersion="20" ma:contentTypeDescription="Create a new document." ma:contentTypeScope="" ma:versionID="3a809fc15d2bc7da447d9fca93b857ab">
   <xsd:schema xmlns:xsd="http://www.w3.org/2001/XMLSchema" xmlns:xs="http://www.w3.org/2001/XMLSchema" xmlns:p="http://schemas.microsoft.com/office/2006/metadata/properties" xmlns:ns2="472e5107-1f80-4ebc-a3a2-c386f3397c4a" xmlns:ns3="b46cdd56-1af2-4e3d-84e6-21e69ae3060b" targetNamespace="http://schemas.microsoft.com/office/2006/metadata/properties" ma:root="true" ma:fieldsID="f6a9c4cf74b7dbedc6615a38fb627a23" ns2:_="" ns3:_="">
     <xsd:import namespace="472e5107-1f80-4ebc-a3a2-c386f3397c4a"/>
@@ -11675,7 +11239,20 @@
 </ct:contentTypeSchema>
 </file>
 
+<file path=customXml/item2.xml><?xml version="1.0" encoding="utf-8"?>
+<b:Sources xmlns:b="http://schemas.openxmlformats.org/officeDocument/2006/bibliography" xmlns="http://schemas.openxmlformats.org/officeDocument/2006/bibliography" SelectedStyle="\APASixthEditionOfficeOnline.xsl" StyleName="APA" Version="6"/>
+</file>
+
 <file path=customXml/item3.xml><?xml version="1.0" encoding="utf-8"?>
+<?mso-contentType ?>
+<FormTemplates xmlns="http://schemas.microsoft.com/sharepoint/v3/contenttype/forms">
+  <Display>DocumentLibraryForm</Display>
+  <Edit>DocumentLibraryForm</Edit>
+  <New>DocumentLibraryForm</New>
+</FormTemplates>
+</file>
+
+<file path=customXml/item4.xml><?xml version="1.0" encoding="utf-8"?>
 <p:properties xmlns:p="http://schemas.microsoft.com/office/2006/metadata/properties" xmlns:xsi="http://www.w3.org/2001/XMLSchema-instance" xmlns:pc="http://schemas.microsoft.com/office/infopath/2007/PartnerControls">
   <documentManagement>
     <TaxCatchAll xmlns="b46cdd56-1af2-4e3d-84e6-21e69ae3060b" xsi:nil="true"/>
@@ -11689,24 +11266,7 @@
 </p:properties>
 </file>
 
-<file path=customXml/item4.xml><?xml version="1.0" encoding="utf-8"?>
-<?mso-contentType ?>
-<FormTemplates xmlns="http://schemas.microsoft.com/sharepoint/v3/contenttype/forms">
-  <Display>DocumentLibraryForm</Display>
-  <Edit>DocumentLibraryForm</Edit>
-  <New>DocumentLibraryForm</New>
-</FormTemplates>
-</file>
-
 <file path=customXml/itemProps1.xml><?xml version="1.0" encoding="utf-8"?>
-<ds:datastoreItem xmlns:ds="http://schemas.openxmlformats.org/officeDocument/2006/customXml" ds:itemID="{6A0F2171-8CFA-423D-AA7F-CCDF12DF0EDD}">
-  <ds:schemaRefs>
-    <ds:schemaRef ds:uri="http://schemas.openxmlformats.org/officeDocument/2006/bibliography"/>
-  </ds:schemaRefs>
-</ds:datastoreItem>
-</file>
-
-<file path=customXml/itemProps2.xml><?xml version="1.0" encoding="utf-8"?>
 <ds:datastoreItem xmlns:ds="http://schemas.openxmlformats.org/officeDocument/2006/customXml" ds:itemID="{2CF0738E-934F-4721-9FC0-2AD8000A8854}">
   <ds:schemaRefs>
     <ds:schemaRef ds:uri="http://schemas.microsoft.com/office/2006/metadata/contentType"/>
@@ -11725,7 +11285,23 @@
 </ds:datastoreItem>
 </file>
 
+<file path=customXml/itemProps2.xml><?xml version="1.0" encoding="utf-8"?>
+<ds:datastoreItem xmlns:ds="http://schemas.openxmlformats.org/officeDocument/2006/customXml" ds:itemID="{6A0F2171-8CFA-423D-AA7F-CCDF12DF0EDD}">
+  <ds:schemaRefs>
+    <ds:schemaRef ds:uri="http://schemas.openxmlformats.org/officeDocument/2006/bibliography"/>
+  </ds:schemaRefs>
+</ds:datastoreItem>
+</file>
+
 <file path=customXml/itemProps3.xml><?xml version="1.0" encoding="utf-8"?>
+<ds:datastoreItem xmlns:ds="http://schemas.openxmlformats.org/officeDocument/2006/customXml" ds:itemID="{EDA247E0-2AA1-46B7-9C0B-BB9C306C935E}">
+  <ds:schemaRefs>
+    <ds:schemaRef ds:uri="http://schemas.microsoft.com/sharepoint/v3/contenttype/forms"/>
+  </ds:schemaRefs>
+</ds:datastoreItem>
+</file>
+
+<file path=customXml/itemProps4.xml><?xml version="1.0" encoding="utf-8"?>
 <ds:datastoreItem xmlns:ds="http://schemas.openxmlformats.org/officeDocument/2006/customXml" ds:itemID="{DE4A9D53-7FC4-4722-ACCC-DBDBC868A820}">
   <ds:schemaRefs>
     <ds:schemaRef ds:uri="http://schemas.microsoft.com/office/2006/metadata/properties"/>
@@ -11734,12 +11310,4 @@
     <ds:schemaRef ds:uri="472e5107-1f80-4ebc-a3a2-c386f3397c4a"/>
   </ds:schemaRefs>
 </ds:datastoreItem>
-</file>
-
-<file path=customXml/itemProps4.xml><?xml version="1.0" encoding="utf-8"?>
-<ds:datastoreItem xmlns:ds="http://schemas.openxmlformats.org/officeDocument/2006/customXml" ds:itemID="{EDA247E0-2AA1-46B7-9C0B-BB9C306C935E}">
-  <ds:schemaRefs>
-    <ds:schemaRef ds:uri="http://schemas.microsoft.com/sharepoint/v3/contenttype/forms"/>
-  </ds:schemaRefs>
-</ds:datastoreItem>
 </file>